--- a/Documents/รูปเล่ม/บทที่1_ฉบับตรวจแก้.docx
+++ b/Documents/รูปเล่ม/บทที่1_ฉบับตรวจแก้.docx
@@ -14,7 +14,7 @@
     <w:bookmarkStart w:id="9" w:name="บทนำ"/>
     <w:p>
       <w:pPr>
-        <w:pStyle w:val="Heading2"/>
+        <w:pStyle w:val="Heading1"/>
       </w:pPr>
       <w:r>
         <w:t xml:space="preserve">บทนำ</w:t>
@@ -745,7 +745,7 @@
     </w:p>
     <w:p>
       <w:pPr>
-        <w:pStyle w:val="FirstParagraph"/>
+        <w:pStyle w:val="TableCaption"/>
       </w:pPr>
       <w:r>
         <w:rPr>
@@ -763,18 +763,11 @@
     </w:p>
     <w:tbl>
       <w:tblPr>
+        <w:tblW w:w="5000" w:type="pct"/>
+        <w:tblLayout w:type="autofit"/>
         <w:tblStyle w:val="Table"/>
-        <w:tblW w:type="pct" w:w="5000"/>
-        <w:tblLayout w:type="fixed"/>
         <w:tblLook w:firstRow="1" w:lastRow="0" w:firstColumn="0" w:lastColumn="0" w:noHBand="0" w:noVBand="0" w:val="0020"/>
       </w:tblPr>
-      <w:tblGrid>
-        <w:gridCol w:w="2084"/>
-        <w:gridCol w:w="1250"/>
-        <w:gridCol w:w="1250"/>
-        <w:gridCol w:w="2084"/>
-        <w:gridCol w:w="1250"/>
-      </w:tblGrid>
       <w:tr>
         <w:trPr>
           <w:tblHeader w:val="on"/>
@@ -1203,9 +1196,13 @@
     <w:bookmarkEnd w:id="49"/>
     <w:bookmarkEnd w:id="50"/>
     <w:sectPr>
-      <w:footnotePr>
-        <w:numRestart w:val="eachSect"/>
-      </w:footnotePr>
+      <w:headerReference r:id="rIdHdrNum" w:type="default"/>
+      <w:headerReference r:id="rIdHdrFirst" w:type="first"/>
+      <w:pgSz w:w="11906" w:h="16838"/>
+      <w:pgMar w:top="2160" w:right="1440" w:bottom="1440" w:left="2160" w:header="1440" w:footer="1440" w:gutter="0"/>
+      <w:titlePg/>
+      <w:cols w:space="720"/>
+      <w:docGrid w:linePitch="360"/>
     </w:sectPr>
   </w:body>
 </w:document>
@@ -1232,6 +1229,56 @@
     </w:p>
   </w:footnote>
 </w:footnotes>
+</file>
+
+<file path=word/header1.xml><?xml version="1.0" encoding="utf-8"?>
+<w:hdr xmlns:w="http://schemas.openxmlformats.org/wordprocessingml/2006/main" xmlns:r="http://schemas.openxmlformats.org/officeDocument/2006/relationships">
+  <w:p>
+    <w:pPr>
+      <w:jc w:val="right"/>
+      <w:ind w:firstLine="0"/>
+      <w:rPr>
+        <w:rFonts w:ascii="TH Sarabun New" w:hAnsi="TH Sarabun New" w:cs="TH Sarabun New" w:eastAsia="TH Sarabun New"/>
+        <w:sz w:val="32"/>
+        <w:szCs w:val="32"/>
+      </w:rPr>
+    </w:pPr>
+    <w:r>
+      <w:rPr>
+        <w:rFonts w:ascii="TH Sarabun New" w:hAnsi="TH Sarabun New" w:cs="TH Sarabun New" w:eastAsia="TH Sarabun New"/>
+        <w:sz w:val="32"/>
+      </w:rPr>
+      <w:fldChar w:fldCharType="begin"/>
+    </w:r>
+    <w:r>
+      <w:instrText xml:space="preserve"> PAGE </w:instrText>
+    </w:r>
+    <w:r>
+      <w:fldChar w:fldCharType="separate"/>
+    </w:r>
+    <w:r>
+      <w:rPr>
+        <w:rFonts w:ascii="TH Sarabun New" w:hAnsi="TH Sarabun New" w:cs="TH Sarabun New" w:eastAsia="TH Sarabun New"/>
+        <w:sz w:val="32"/>
+      </w:rPr>
+      <w:t>1</w:t>
+    </w:r>
+    <w:r>
+      <w:fldChar w:fldCharType="end"/>
+    </w:r>
+  </w:p>
+</w:hdr>
+</file>
+
+<file path=word/header2.xml><?xml version="1.0" encoding="utf-8"?>
+<w:hdr xmlns:w="http://schemas.openxmlformats.org/wordprocessingml/2006/main" xmlns:r="http://schemas.openxmlformats.org/officeDocument/2006/relationships">
+  <w:p>
+    <w:pPr>
+      <w:jc w:val="right"/>
+      <w:ind w:firstLine="0"/>
+    </w:pPr>
+  </w:p>
+</w:hdr>
 </file>
 
 <file path=word/numbering.xml><?xml version="1.0" encoding="utf-8"?>
@@ -1439,45 +1486,18 @@
     <w:rPrDefault>
       <w:rPr>
         <w:rFonts w:ascii="TH Sarabun New" w:cs="TH Sarabun New" w:eastAsia="TH Sarabun New" w:hAnsi="TH Sarabun New"/>
+        <w:color w:val="000000"/>
         <w:sz w:val="32"/>
         <w:szCs w:val="32"/>
-        <w:lang w:bidi="ar-SA" w:eastAsia="zh-CN" w:val="en-US"/>
       </w:rPr>
     </w:rPrDefault>
     <w:pPrDefault>
       <w:pPr>
-        <w:spacing w:after="200"/>
+        <w:spacing w:after="0" w:line="240" w:lineRule="auto"/>
       </w:pPr>
     </w:pPrDefault>
   </w:docDefaults>
   <w:latentStyles w:count="276" w:defLockedState="0" w:defQFormat="0" w:defSemiHidden="0" w:defUIPriority="0" w:defUnhideWhenUsed="0"/>
-  <w:style w:default="1" w:styleId="Normal" w:type="paragraph">
-    <w:name w:val="Normal"/>
-    <w:qFormat/>
-  </w:style>
-  <w:style w:styleId="BodyText" w:type="paragraph">
-    <w:name w:val="Body Text"/>
-    <w:basedOn w:val="Normal"/>
-    <w:link w:val="BodyTextChar"/>
-    <w:qFormat/>
-    <w:pPr>
-      <w:spacing w:after="180" w:before="180"/>
-    </w:pPr>
-  </w:style>
-  <w:style w:customStyle="1" w:styleId="FirstParagraph" w:type="paragraph">
-    <w:name w:val="First Paragraph"/>
-    <w:basedOn w:val="BodyText"/>
-    <w:next w:val="BodyText"/>
-    <w:qFormat/>
-  </w:style>
-  <w:style w:customStyle="1" w:styleId="Compact" w:type="paragraph">
-    <w:name w:val="Compact"/>
-    <w:basedOn w:val="BodyText"/>
-    <w:qFormat/>
-    <w:pPr>
-      <w:spacing w:after="36" w:before="36"/>
-    </w:pPr>
-  </w:style>
   <w:style w:styleId="Title" w:type="paragraph">
     <w:name w:val="Title"/>
     <w:basedOn w:val="Normal"/>
@@ -1610,117 +1630,6 @@
     <w:qFormat/>
     <w:pPr/>
     <w:rPr/>
-  </w:style>
-  <w:style w:styleId="Heading1" w:type="paragraph">
-    <w:name w:val="heading 1"/>
-    <w:basedOn w:val="Normal"/>
-    <w:next w:val="BodyText"/>
-    <w:link w:val="Heading1Char"/>
-    <w:uiPriority w:val="9"/>
-    <w:qFormat/>
-    <w:rsid w:val="00A10FD9"/>
-    <w:pPr>
-      <w:keepNext/>
-      <w:keepLines/>
-      <w:spacing w:after="80" w:before="360"/>
-      <w:outlineLvl w:val="0"/>
-    </w:pPr>
-    <w:rPr>
-      <w:rFonts w:asciiTheme="majorHAnsi" w:cstheme="majorBidi" w:eastAsiaTheme="majorEastAsia" w:hAnsiTheme="majorHAnsi"/>
-      <w:color w:themeColor="accent1" w:themeShade="BF" w:val="0F4761"/>
-      <w:sz w:val="40"/>
-      <w:szCs w:val="40"/>
-    </w:rPr>
-  </w:style>
-  <w:style w:styleId="Heading2" w:type="paragraph">
-    <w:name w:val="heading 2"/>
-    <w:basedOn w:val="Normal"/>
-    <w:next w:val="BodyText"/>
-    <w:link w:val="Heading2Char"/>
-    <w:uiPriority w:val="9"/>
-    <w:semiHidden/>
-    <w:unhideWhenUsed/>
-    <w:qFormat/>
-    <w:rsid w:val="00A10FD9"/>
-    <w:pPr>
-      <w:keepNext/>
-      <w:keepLines/>
-      <w:spacing w:after="80" w:before="160"/>
-      <w:outlineLvl w:val="1"/>
-    </w:pPr>
-    <w:rPr>
-      <w:rFonts w:asciiTheme="majorHAnsi" w:cstheme="majorBidi" w:eastAsiaTheme="majorEastAsia" w:hAnsiTheme="majorHAnsi"/>
-      <w:color w:themeColor="accent1" w:themeShade="BF" w:val="0F4761"/>
-      <w:sz w:val="32"/>
-      <w:szCs w:val="32"/>
-    </w:rPr>
-  </w:style>
-  <w:style w:styleId="Heading3" w:type="paragraph">
-    <w:name w:val="heading 3"/>
-    <w:basedOn w:val="Normal"/>
-    <w:next w:val="BodyText"/>
-    <w:link w:val="Heading3Char"/>
-    <w:uiPriority w:val="9"/>
-    <w:semiHidden/>
-    <w:unhideWhenUsed/>
-    <w:qFormat/>
-    <w:rsid w:val="00A10FD9"/>
-    <w:pPr>
-      <w:keepNext/>
-      <w:keepLines/>
-      <w:spacing w:after="80" w:before="160"/>
-      <w:outlineLvl w:val="2"/>
-    </w:pPr>
-    <w:rPr>
-      <w:rFonts w:cstheme="majorBidi" w:eastAsiaTheme="majorEastAsia"/>
-      <w:color w:themeColor="accent1" w:themeShade="BF" w:val="0F4761"/>
-      <w:sz w:val="28"/>
-      <w:szCs w:val="28"/>
-    </w:rPr>
-  </w:style>
-  <w:style w:styleId="Heading4" w:type="paragraph">
-    <w:name w:val="heading 4"/>
-    <w:basedOn w:val="Normal"/>
-    <w:next w:val="BodyText"/>
-    <w:link w:val="Heading4Char"/>
-    <w:uiPriority w:val="9"/>
-    <w:semiHidden/>
-    <w:unhideWhenUsed/>
-    <w:qFormat/>
-    <w:rsid w:val="00A10FD9"/>
-    <w:pPr>
-      <w:keepNext/>
-      <w:keepLines/>
-      <w:spacing w:after="40" w:before="80"/>
-      <w:outlineLvl w:val="3"/>
-    </w:pPr>
-    <w:rPr>
-      <w:rFonts w:cstheme="majorBidi" w:eastAsiaTheme="majorEastAsia"/>
-      <w:i/>
-      <w:iCs/>
-      <w:color w:themeColor="accent1" w:themeShade="BF" w:val="0F4761"/>
-    </w:rPr>
-  </w:style>
-  <w:style w:styleId="Heading5" w:type="paragraph">
-    <w:name w:val="heading 5"/>
-    <w:basedOn w:val="Normal"/>
-    <w:next w:val="BodyText"/>
-    <w:link w:val="Heading5Char"/>
-    <w:uiPriority w:val="9"/>
-    <w:semiHidden/>
-    <w:unhideWhenUsed/>
-    <w:qFormat/>
-    <w:rsid w:val="00A10FD9"/>
-    <w:pPr>
-      <w:keepNext/>
-      <w:keepLines/>
-      <w:spacing w:after="40" w:before="80"/>
-      <w:outlineLvl w:val="4"/>
-    </w:pPr>
-    <w:rPr>
-      <w:rFonts w:cstheme="majorBidi" w:eastAsiaTheme="majorEastAsia"/>
-      <w:color w:themeColor="accent1" w:themeShade="BF" w:val="0F4761"/>
-    </w:rPr>
   </w:style>
   <w:style w:styleId="Heading6" w:type="paragraph">
     <w:name w:val="heading 6"/>
@@ -1966,30 +1875,6 @@
     <w:semiHidden/>
     <w:unhideWhenUsed/>
   </w:style>
-  <w:style w:default="1" w:styleId="Table" w:type="table">
-    <w:name w:val="Table"/>
-    <w:basedOn w:val="TableNormal"/>
-    <w:semiHidden/>
-    <w:unhideWhenUsed/>
-    <w:qFormat/>
-    <w:tblPr>
-      <w:tblInd w:type="dxa" w:w="0"/>
-      <w:tblCellMar>
-        <w:top w:type="dxa" w:w="0"/>
-        <w:left w:type="dxa" w:w="108"/>
-        <w:bottom w:type="dxa" w:w="0"/>
-        <w:right w:type="dxa" w:w="108"/>
-      </w:tblCellMar>
-    </w:tblPr>
-    <w:tblStylePr w:type="firstRow">
-      <w:tcPr>
-        <w:tcBorders>
-          <w:bottom w:val="single"/>
-        </w:tcBorders>
-        <w:vAlign w:val="bottom"/>
-      </w:tcPr>
-    </w:tblStylePr>
-  </w:style>
   <w:style w:customStyle="1" w:styleId="DefinitionTerm" w:type="paragraph">
     <w:name w:val="Definition Term"/>
     <w:basedOn w:val="Normal"/>
@@ -2018,17 +1903,6 @@
       <w:i/>
     </w:rPr>
   </w:style>
-  <w:style w:customStyle="1" w:styleId="TableCaption" w:type="paragraph">
-    <w:name w:val="Table Caption"/>
-    <w:basedOn w:val="Caption"/>
-    <w:pPr>
-      <w:keepNext/>
-    </w:pPr>
-  </w:style>
-  <w:style w:customStyle="1" w:styleId="ImageCaption" w:type="paragraph">
-    <w:name w:val="Image Caption"/>
-    <w:basedOn w:val="Caption"/>
-  </w:style>
   <w:style w:customStyle="1" w:styleId="Figure" w:type="paragraph">
     <w:name w:val="Figure"/>
     <w:basedOn w:val="Normal"/>
@@ -2051,7 +1925,6 @@
     <w:rPr>
       <w:rFonts w:ascii="Consolas" w:hAnsi="Consolas"/>
       <w:sz w:val="22"/>
-      <w:szCs w:val="22"/>
     </w:rPr>
   </w:style>
   <w:style w:customStyle="1" w:styleId="SectionNumber" w:type="character">
@@ -2089,6 +1962,183 @@
       <w:bCs w:val="0"/>
       <w:color w:themeColor="accent1" w:themeShade="BF" w:val="365F91"/>
     </w:rPr>
+  </w:style>
+  <w:style w:default="1" w:styleId="Normal" w:type="paragraph">
+    <w:name w:val="Normal"/>
+    <w:qFormat/>
+    <w:pPr>
+      <w:jc w:val="thaiDistribute"/>
+      <w:ind w:firstLine="720"/>
+    </w:pPr>
+    <w:rPr>
+      <w:rFonts w:ascii="TH Sarabun New" w:cs="TH Sarabun New" w:eastAsia="TH Sarabun New" w:hAnsi="TH Sarabun New"/>
+      <w:sz w:val="32"/>
+      <w:szCs w:val="32"/>
+    </w:rPr>
+  </w:style>
+  <w:style w:styleId="BodyText" w:type="paragraph">
+    <w:name w:val="Body Text"/>
+    <w:basedOn w:val="Normal"/>
+    <w:qFormat/>
+    <w:pPr>
+      <w:jc w:val="thaiDistribute"/>
+      <w:ind w:firstLine="720"/>
+    </w:pPr>
+  </w:style>
+  <w:style w:styleId="FirstParagraph" w:type="paragraph">
+    <w:name w:val="First Paragraph"/>
+    <w:basedOn w:val="Normal"/>
+    <w:qFormat/>
+    <w:pPr>
+      <w:jc w:val="thaiDistribute"/>
+      <w:ind w:firstLine="720"/>
+    </w:pPr>
+  </w:style>
+  <w:style w:styleId="Compact" w:type="paragraph">
+    <w:name w:val="Compact"/>
+    <w:basedOn w:val="Normal"/>
+    <w:qFormat/>
+    <w:pPr>
+      <w:jc w:val="left"/>
+      <w:ind w:firstLine="0"/>
+      <w:spacing w:after="0"/>
+    </w:pPr>
+    <w:rPr>
+      <w:sz w:val="24"/>
+      <w:szCs w:val="24"/>
+    </w:rPr>
+  </w:style>
+  <w:style w:styleId="Heading1" w:type="paragraph">
+    <w:name w:val="heading 1"/>
+    <w:basedOn w:val="Normal"/>
+    <w:qFormat/>
+    <w:pPr>
+      <w:keepNext/>
+      <w:jc w:val="center"/>
+      <w:ind w:firstLine="0"/>
+      <w:spacing w:after="240"/>
+      <w:outlineLvl w:val="0"/>
+    </w:pPr>
+    <w:rPr>
+      <w:b/>
+      <w:bCs/>
+      <w:sz w:val="36"/>
+      <w:szCs w:val="36"/>
+    </w:rPr>
+  </w:style>
+  <w:style w:styleId="Heading2" w:type="paragraph">
+    <w:name w:val="heading 2"/>
+    <w:basedOn w:val="Normal"/>
+    <w:qFormat/>
+    <w:pPr>
+      <w:keepNext/>
+      <w:jc w:val="left"/>
+      <w:ind w:firstLine="0" w:left="0"/>
+      <w:spacing w:after="120" w:before="320"/>
+      <w:outlineLvl w:val="1"/>
+    </w:pPr>
+    <w:rPr>
+      <w:b/>
+      <w:bCs/>
+    </w:rPr>
+  </w:style>
+  <w:style w:styleId="Heading3" w:type="paragraph">
+    <w:name w:val="heading 3"/>
+    <w:basedOn w:val="Normal"/>
+    <w:qFormat/>
+    <w:pPr>
+      <w:keepNext/>
+      <w:jc w:val="left"/>
+      <w:ind w:firstLine="0" w:left="720"/>
+      <w:spacing w:after="120" w:before="240"/>
+      <w:outlineLvl w:val="2"/>
+    </w:pPr>
+    <w:rPr>
+      <w:b/>
+      <w:bCs/>
+    </w:rPr>
+  </w:style>
+  <w:style w:styleId="Heading4" w:type="paragraph">
+    <w:name w:val="heading 4"/>
+    <w:basedOn w:val="Normal"/>
+    <w:qFormat/>
+    <w:pPr>
+      <w:keepNext/>
+      <w:jc w:val="left"/>
+      <w:ind w:firstLine="0" w:left="1440"/>
+      <w:spacing w:after="120" w:before="240"/>
+      <w:outlineLvl w:val="3"/>
+    </w:pPr>
+    <w:rPr>
+      <w:b/>
+      <w:bCs/>
+    </w:rPr>
+  </w:style>
+  <w:style w:styleId="Heading5" w:type="paragraph">
+    <w:name w:val="heading 5"/>
+    <w:basedOn w:val="Normal"/>
+    <w:qFormat/>
+    <w:pPr>
+      <w:keepNext/>
+      <w:jc w:val="left"/>
+      <w:ind w:firstLine="0" w:left="2160"/>
+      <w:spacing w:after="120" w:before="240"/>
+      <w:outlineLvl w:val="4"/>
+    </w:pPr>
+    <w:rPr>
+      <w:b/>
+      <w:bCs/>
+    </w:rPr>
+  </w:style>
+  <w:style w:styleId="TableCaption" w:type="paragraph">
+    <w:name w:val="Table Caption"/>
+    <w:basedOn w:val="Normal"/>
+    <w:qFormat/>
+    <w:pPr>
+      <w:keepNext/>
+      <w:jc w:val="left"/>
+      <w:ind w:firstLine="0"/>
+      <w:spacing w:before="240"/>
+    </w:pPr>
+  </w:style>
+  <w:style w:styleId="ImageCaption" w:type="paragraph">
+    <w:name w:val="Image Caption"/>
+    <w:basedOn w:val="Normal"/>
+    <w:qFormat/>
+    <w:pPr>
+      <w:jc w:val="center"/>
+      <w:ind w:firstLine="0"/>
+      <w:spacing w:after="240"/>
+    </w:pPr>
+  </w:style>
+  <w:style w:styleId="Table" w:type="table">
+    <w:name w:val="Table"/>
+    <w:basedOn w:val="TableNormal"/>
+    <w:pPr>
+      <w:spacing w:after="0" w:line="240" w:lineRule="auto"/>
+    </w:pPr>
+    <w:tblPr>
+      <w:tblBorders>
+        <w:top w:color="000000" w:space="0" w:sz="4" w:val="single"/>
+        <w:left w:color="000000" w:space="0" w:sz="4" w:val="single"/>
+        <w:bottom w:color="000000" w:space="0" w:sz="4" w:val="single"/>
+        <w:right w:color="000000" w:space="0" w:sz="4" w:val="single"/>
+        <w:insideH w:color="000000" w:space="0" w:sz="4" w:val="single"/>
+        <w:insideV w:color="000000" w:space="0" w:sz="4" w:val="single"/>
+      </w:tblBorders>
+      <w:tblCellMar>
+        <w:top w:type="dxa" w:w="40"/>
+        <w:left w:type="dxa" w:w="80"/>
+        <w:bottom w:type="dxa" w:w="40"/>
+        <w:right w:type="dxa" w:w="80"/>
+      </w:tblCellMar>
+    </w:tblPr>
+    <w:tblStylePr w:type="firstRow">
+      <w:rPr>
+        <w:b/>
+        <w:bCs/>
+      </w:rPr>
+    </w:tblStylePr>
   </w:style>
   <w:style w:type="paragraph" w:customStyle="1" w:styleId="SourceCode">
     <w:name w:val="Source Code"/>
@@ -2370,7 +2420,7 @@
     </a:clrScheme>
     <a:fontScheme name="Office">
       <a:majorFont>
-        <a:latin typeface="TH Sarabun New" panose="02110004020202020204"/>
+        <a:latin typeface="Aptos Display" panose="02110004020202020204"/>
         <a:ea typeface=""/>
         <a:cs typeface=""/>
         <a:font script="Jpan" typeface="游ゴシック Light"/>
@@ -2422,7 +2472,7 @@
         <a:font script="Tfng" typeface="Ebrima"/>
       </a:majorFont>
       <a:minorFont>
-        <a:latin typeface="TH Sarabun New" panose="02110004020202020204"/>
+        <a:latin typeface="Aptos" panose="02110004020202020204"/>
         <a:ea typeface=""/>
         <a:cs typeface=""/>
         <a:font script="Jpan" typeface="游明朝"/>

--- a/Documents/รูปเล่ม/บทที่1_ฉบับตรวจแก้.docx
+++ b/Documents/รูปเล่ม/บทที่1_ฉบับตรวจแก้.docx
@@ -2,7 +2,7 @@
 <file path=word/document.xml><?xml version="1.0" encoding="utf-8"?>
 <w:document xmlns:w="http://schemas.openxmlformats.org/wordprocessingml/2006/main" xmlns:m="http://schemas.openxmlformats.org/officeDocument/2006/math" xmlns:r="http://schemas.openxmlformats.org/officeDocument/2006/relationships" xmlns:o="urn:schemas-microsoft-com:office:office" xmlns:v="urn:schemas-microsoft-com:vml" xmlns:w10="urn:schemas-microsoft-com:office:word" xmlns:a="http://schemas.openxmlformats.org/drawingml/2006/main" xmlns:pic="http://schemas.openxmlformats.org/drawingml/2006/picture" xmlns:wp="http://schemas.openxmlformats.org/drawingml/2006/wordprocessingDrawing">
   <w:body>
-    <w:bookmarkStart w:id="50" w:name="บทท-1"/>
+    <w:bookmarkStart w:id="23" w:name="บทท-1"/>
     <w:p>
       <w:pPr>
         <w:pStyle w:val="Heading1"/>
@@ -87,7 +87,7 @@
       </w:r>
     </w:p>
     <w:bookmarkEnd w:id="10"/>
-    <w:bookmarkStart w:id="15" w:name="วตถประสงคของโครงงานวศวกรรม"/>
+    <w:bookmarkStart w:id="11" w:name="วตถประสงคของโครงงานวศวกรรม"/>
     <w:p>
       <w:pPr>
         <w:pStyle w:val="Heading2"/>
@@ -96,13 +96,113 @@
         <w:t xml:space="preserve">1.2 วัตถุประสงค์ของโครงงานวิศวกรรม</w:t>
       </w:r>
     </w:p>
-    <w:bookmarkStart w:id="11" w:name="section"/>
+    <w:p>
+      <w:pPr>
+        <w:pStyle w:val="FirstParagraph"/>
+      </w:pPr>
+      <w:r>
+        <w:t xml:space="preserve">1.2.1 เพื่อลดข้อผิดพลาดในกระบวนการบันทึกการขายและจัดการสินค้าคงคลัง อันเกิดจากการพึ่งพาเอกสารกระดาษที่ไม่มีการยืนยันโดยระบบ</w:t>
+      </w:r>
+    </w:p>
+    <w:p>
+      <w:pPr>
+        <w:pStyle w:val="BodyText"/>
+      </w:pPr>
+      <w:r>
+        <w:t xml:space="preserve">1.2.2 เพื่อลดระยะเวลารอคอยของลูกค้า โดยให้พนักงานคลังสินค้าสามารถรับข้อมูลคำสั่งซื้อและเริ่มจัดเตรียมสินค้าได้ทันทีที่ชำระเงิน โดยไม่ต้องรอให้ลูกค้าเดินมาถึงจุดรับของ</w:t>
+      </w:r>
+    </w:p>
+    <w:p>
+      <w:pPr>
+        <w:pStyle w:val="BodyText"/>
+      </w:pPr>
+      <w:r>
+        <w:t xml:space="preserve">1.2.3 เพื่อให้ยอดสินค้าคงเหลือในระบบสะท้อนจำนวนสินค้าจริงในคลังได้อย่างแม่นยำ และป้องกันการรับสินค้าซ้ำด้วยการควบคุมสถานะคำสั่งซื้อผ่านระบบ</w:t>
+      </w:r>
+    </w:p>
+    <w:p>
+      <w:pPr>
+        <w:pStyle w:val="BodyText"/>
+      </w:pPr>
+      <w:r>
+        <w:t xml:space="preserve">1.2.4 เพื่อให้ผู้บริหารสามารถติดตามสถานะยอดขาย สต็อก และคิวงานได้แบบเรียลไทม์ และตัดสินใจสั่งซื้อสินค้าได้จากข้อมูลจริง แทนการใช้ประสบการณ์และสัญชาตญาณ</w:t>
+      </w:r>
+    </w:p>
+    <w:bookmarkEnd w:id="11"/>
+    <w:bookmarkStart w:id="12" w:name="ขอบเขตของโครงงานวศวกรรม"/>
+    <w:p>
+      <w:pPr>
+        <w:pStyle w:val="Heading2"/>
+      </w:pPr>
+      <w:r>
+        <w:t xml:space="preserve">1.3 ขอบเขตของโครงงานวิศวกรรม</w:t>
+      </w:r>
+    </w:p>
+    <w:p>
+      <w:pPr>
+        <w:pStyle w:val="FirstParagraph"/>
+      </w:pPr>
+      <w:r>
+        <w:t xml:space="preserve">1.3.1 พัฒนาเว็บแอปพลิเคชันรูปแบบ Responsive Design รองรับการใช้งานผ่านคอมพิวเตอร์และอุปกรณ์เคลื่อนที่ ครอบคลุมผู้ใช้งาน 3 บทบาทหลัก ได้แก่ พนักงานขาย พนักงานคลังสินค้า และผู้จัดการ</w:t>
+      </w:r>
+    </w:p>
+    <w:p>
+      <w:pPr>
+        <w:pStyle w:val="BodyText"/>
+      </w:pPr>
+      <w:r>
+        <w:t xml:space="preserve">1.3.2 พัฒนาระบบลงชื่อเข้าใช้งาน การควบคุมสิทธิ์ตามบทบาท (Role-Based Access Control: RBAC) และการจัดการข้อมูลสินค้าคงคลัง (Product Master) รวมถึงการตั้งค่าจุดสั่งซื้อเพิ่ม (Reorder Point)</w:t>
+      </w:r>
+    </w:p>
+    <w:p>
+      <w:pPr>
+        <w:pStyle w:val="BodyText"/>
+      </w:pPr>
+      <w:r>
+        <w:t xml:space="preserve">1.3.3 พัฒนาระบบรับชำระเงินผ่าน QR พร้อมเพย์ (PromptPay) และเมื่อพนักงานยืนยันรับเงินแล้ว ระบบพิมพ์ใบเสร็จกระดาษผ่านเครื่องพิมพ์ใบเสร็จความร้อน (Thermal Receipt Printer) พร้อมส่งคำสั่งซื้อเข้าคิวคลังสินค้าแบบเรียลไทม์ทันที</w:t>
+      </w:r>
+    </w:p>
+    <w:p>
+      <w:pPr>
+        <w:pStyle w:val="BodyText"/>
+      </w:pPr>
+      <w:r>
+        <w:t xml:space="preserve">1.3.4 พัฒนาระบบจัดการคลังสินค้าแบบเรียลไทม์ แสดงคิวรอจ่ายสินค้าทันทีที่ลูกค้าชำระเงิน และให้พนักงานยืนยันจ่ายสินค้าพร้อมตัดสต็อกแบบอะตอมมิก (Atomic Stock Deduction)</w:t>
+      </w:r>
+    </w:p>
+    <w:p>
+      <w:pPr>
+        <w:pStyle w:val="BodyText"/>
+      </w:pPr>
+      <w:r>
+        <w:t xml:space="preserve">1.3.5 พัฒนาแดชบอร์ดปฏิบัติการ (Operational Dashboard) แสดงสถิติยอดขายและสต็อก ระบบบันทึกประวัติการทำรายการ (Audit Logs) และระบบแจ้งเตือนภายในแอปพลิเคชัน (In-App Notification)</w:t>
+      </w:r>
+    </w:p>
+    <w:p>
+      <w:pPr>
+        <w:pStyle w:val="BodyText"/>
+      </w:pPr>
+      <w:r>
+        <w:t xml:space="preserve">1.3.6 โครงงานนี้ไม่ครอบคลุมระบบบัญชีเต็มรูปแบบ การชำระเงินผ่าน Payment Gateway หรือเครื่องรูดบัตร (EDC) ภายนอก การตรวจสอบสถานะการชำระเงินอัตโนมัติผ่าน API ของธนาคาร การพัฒนาแอปพลิเคชันแบบ Mobile Native การเชื่อมต่อระบบ ERP หรือซัพพลายเออร์ภายนอกแบบอัตโนมัติ และการแจ้งเตือนผ่านบริการภายนอก เช่น LINE Notify หรือ Email ส่วนโมดูล AI-Assisted ถือเป็น Future Work ที่ไม่อยู่ในขอบเขตของโครงงานนี้</w:t>
+      </w:r>
+    </w:p>
+    <w:bookmarkEnd w:id="12"/>
+    <w:bookmarkStart w:id="19" w:name="สมมตฐานของโครงงานวศวกรรม"/>
+    <w:p>
+      <w:pPr>
+        <w:pStyle w:val="Heading2"/>
+      </w:pPr>
+      <w:r>
+        <w:t xml:space="preserve">1.4 สมมติฐานของโครงงานวิศวกรรม</w:t>
+      </w:r>
+    </w:p>
+    <w:bookmarkStart w:id="13" w:name="X6c45b262d3e01ab68b3da831d7eb3bda5aa27c4"/>
     <w:p>
       <w:pPr>
         <w:pStyle w:val="Heading3"/>
       </w:pPr>
       <w:r>
-        <w:t xml:space="preserve">1.2.1</w:t>
+        <w:t xml:space="preserve">1.4.1 สถาปัตยกรรมระบบแบบ 3 ชั้น (3-Tier Architecture)</w:t>
       </w:r>
     </w:p>
     <w:p>
@@ -110,17 +210,25 @@
         <w:pStyle w:val="FirstParagraph"/>
       </w:pPr>
       <w:r>
-        <w:t xml:space="preserve">เพื่อลดข้อผิดพลาดในกระบวนการบันทึกการขายและจัดการสินค้าคงคลัง อันเกิดจากการพึ่งพาเอกสารกระดาษที่ไม่มีการยืนยันโดยระบบ</w:t>
-      </w:r>
-    </w:p>
-    <w:bookmarkEnd w:id="11"/>
-    <w:bookmarkStart w:id="12" w:name="section-1"/>
+        <w:t xml:space="preserve">1.4.1.1 ระบบถูกออกแบบแยกส่วนประกอบออกเป็น Presentation Layer, Application/Business Logic Layer และ Data Layer ตามหลักการแยกความรับผิดชอบ (Separation of Concerns)</w:t>
+      </w:r>
+    </w:p>
+    <w:p>
+      <w:pPr>
+        <w:pStyle w:val="BodyText"/>
+      </w:pPr>
+      <w:r>
+        <w:t xml:space="preserve">1.4.1.2 การแยกส่วนดังกล่าวช่วยให้การพัฒนา การทดสอบ และการบำรุงรักษาระบบในระยะยาวทำได้ง่ายและเป็นระบบมากขึ้น โดยทวนสอบได้จากการที่แต่ละส่วนประกอบสามารถทดสอบแยกจากกันได้โดยไม่ต้องเปิดระบบทั้งหมด</w:t>
+      </w:r>
+    </w:p>
+    <w:bookmarkEnd w:id="13"/>
+    <w:bookmarkStart w:id="14" w:name="ระบบฐานขอมลและคณสมบต-acid"/>
     <w:p>
       <w:pPr>
         <w:pStyle w:val="Heading3"/>
       </w:pPr>
       <w:r>
-        <w:t xml:space="preserve">1.2.2</w:t>
+        <w:t xml:space="preserve">1.4.2 ระบบฐานข้อมูลและคุณสมบัติ ACID</w:t>
       </w:r>
     </w:p>
     <w:p>
@@ -128,17 +236,25 @@
         <w:pStyle w:val="FirstParagraph"/>
       </w:pPr>
       <w:r>
-        <w:t xml:space="preserve">เพื่อลดระยะเวลารอคอยของลูกค้า โดยให้พนักงานคลังสินค้าสามารถรับข้อมูลคำสั่งซื้อและเริ่มจัดเตรียมสินค้าได้ทันทีที่ชำระเงิน โดยไม่ต้องรอให้ลูกค้าเดินมาถึงจุดรับของ</w:t>
-      </w:r>
-    </w:p>
-    <w:bookmarkEnd w:id="12"/>
-    <w:bookmarkStart w:id="13" w:name="section-2"/>
+        <w:t xml:space="preserve">1.4.2.1 ใช้ฐานข้อมูลเชิงสัมพันธ์ (MySQL) ควบคุมด้วยหลักการ ACID (Atomicity, Consistency, Isolation, Durability) เพื่อรับประกันความสมบูรณ์ของข้อมูลสต็อก</w:t>
+      </w:r>
+    </w:p>
+    <w:p>
+      <w:pPr>
+        <w:pStyle w:val="BodyText"/>
+      </w:pPr>
+      <w:r>
+        <w:t xml:space="preserve">1.4.2.2 ธุรกรรมการตัดสต็อกทำงานแบบอะตอมมิก (Atomic Transaction) เพื่อป้องกันภาวะ Race Condition เมื่อมีการยืนยันจ่ายสินค้าพร้อมกันหลายรายการ และเมื่อธุรกรรมล้มเหลวกลางคัน การเปลี่ยนแปลงที่ทำไปแล้วบางส่วนต้องถูกย้อนกลับทั้งหมด</w:t>
+      </w:r>
+    </w:p>
+    <w:bookmarkEnd w:id="14"/>
+    <w:bookmarkStart w:id="15" w:name="การควบคมสถานะคำสงซอ-order-status-control"/>
     <w:p>
       <w:pPr>
         <w:pStyle w:val="Heading3"/>
       </w:pPr>
       <w:r>
-        <w:t xml:space="preserve">1.2.3</w:t>
+        <w:t xml:space="preserve">1.4.3 การควบคุมสถานะคำสั่งซื้อ (Order Status Control)</w:t>
       </w:r>
     </w:p>
     <w:p>
@@ -146,17 +262,43 @@
         <w:pStyle w:val="FirstParagraph"/>
       </w:pPr>
       <w:r>
-        <w:t xml:space="preserve">เพื่อให้ยอดสินค้าคงเหลือในระบบสะท้อนจำนวนสินค้าจริงในคลังได้อย่างแม่นยำ และป้องกันการรับสินค้าซ้ำด้วยการควบคุมสถานะคำสั่งซื้อผ่านระบบ</w:t>
-      </w:r>
-    </w:p>
-    <w:bookmarkEnd w:id="13"/>
-    <w:bookmarkStart w:id="14" w:name="section-3"/>
+        <w:t xml:space="preserve">1.4.3.1 ระบบใช้แนวคิดการจัดการสถานะข้อมูล (State Management) กำกับวงจรชีวิตของคำสั่งซื้อ ตั้งแต่สถานะ</w:t>
+      </w:r>
+      <w:r>
+        <w:t xml:space="preserve"> </w:t>
+      </w:r>
+      <w:r>
+        <w:t xml:space="preserve">“รอจ่ายสินค้า”</w:t>
+      </w:r>
+      <w:r>
+        <w:t xml:space="preserve"> </w:t>
+      </w:r>
+      <w:r>
+        <w:t xml:space="preserve">จนถึง</w:t>
+      </w:r>
+      <w:r>
+        <w:t xml:space="preserve"> </w:t>
+      </w:r>
+      <w:r>
+        <w:t xml:space="preserve">“ส่งมอบสำเร็จ”</w:t>
+      </w:r>
+    </w:p>
+    <w:p>
+      <w:pPr>
+        <w:pStyle w:val="BodyText"/>
+      </w:pPr>
+      <w:r>
+        <w:t xml:space="preserve">1.4.3.2 เมื่อพนักงานคลังสินค้ากดยืนยันจ่ายสินค้าแล้ว ระบบจะเปลี่ยนสถานะคำสั่งซื้อทันที และไม่แสดงในคิวรอจ่ายอีกต่อไป เพื่อป้องกันการรับสินค้าซ้ำ โดยไม่ต้องอาศัยการสแกนรหัสยืนยันเพิ่มเติม</w:t>
+      </w:r>
+    </w:p>
+    <w:bookmarkEnd w:id="15"/>
+    <w:bookmarkStart w:id="16" w:name="X951687ef2c64f4ad26e3e661a119d01a9a60ae5"/>
     <w:p>
       <w:pPr>
         <w:pStyle w:val="Heading3"/>
       </w:pPr>
       <w:r>
-        <w:t xml:space="preserve">1.2.4</w:t>
+        <w:t xml:space="preserve">1.4.4 การสื่อสารข้อมูลแบบเรียลไทม์ (Event-Driven Communication)</w:t>
       </w:r>
     </w:p>
     <w:p>
@@ -164,27 +306,86 @@
         <w:pStyle w:val="FirstParagraph"/>
       </w:pPr>
       <w:r>
-        <w:t xml:space="preserve">เพื่อให้ผู้บริหารสามารถติดตามสถานะยอดขาย สต็อก และคิวงานได้แบบเรียลไทม์ และตัดสินใจสั่งซื้อสินค้าได้จากข้อมูลจริง แทนการใช้ประสบการณ์และสัญชาตญาณ</w:t>
-      </w:r>
-    </w:p>
-    <w:bookmarkEnd w:id="14"/>
-    <w:bookmarkEnd w:id="15"/>
-    <w:bookmarkStart w:id="22" w:name="ขอบเขตของโครงงานวศวกรรม"/>
+        <w:t xml:space="preserve">1.4.4.1 เมื่อมีการยืนยันคำสั่งซื้อที่หน้าร้าน ข้อมูลจะถูกผลัก (Push) ไปยังหน้าจอคิวคลังสินค้าทันที โดยพนักงานไม่จำเป็นต้องกดรีเฟรชหน้าจอ และไม่ต้องให้หน้าจอวนถามข้อมูลเป็นระยะ (Polling)</w:t>
+      </w:r>
+    </w:p>
+    <w:p>
+      <w:pPr>
+        <w:pStyle w:val="BodyText"/>
+      </w:pPr>
+      <w:r>
+        <w:t xml:space="preserve">1.4.4.2 พนักงานคลังสินค้าสามารถทราบและเริ่มจัดเตรียมสินค้าได้ก่อนที่ลูกค้าจะเดินถือใบเสร็จมาถึงจุดรับของ</w:t>
+      </w:r>
+    </w:p>
+    <w:bookmarkEnd w:id="16"/>
+    <w:bookmarkStart w:id="17" w:name="Xcf2c9c4bec6e1a4096a5f6228cbb22e5db80628"/>
+    <w:p>
+      <w:pPr>
+        <w:pStyle w:val="Heading3"/>
+      </w:pPr>
+      <w:r>
+        <w:t xml:space="preserve">1.4.5 การนำเสนอข้อมูลเชิงปฏิบัติการ (Operational Dashboard &amp; In-App Alerts)</w:t>
+      </w:r>
+    </w:p>
+    <w:p>
+      <w:pPr>
+        <w:pStyle w:val="FirstParagraph"/>
+      </w:pPr>
+      <w:r>
+        <w:t xml:space="preserve">1.4.5.1 ระบบรวบรวมข้อมูลธุรกรรม (Data Aggregation) จากหลายแหล่งมาแสดงผลผ่าน Operational Dashboard ให้ผู้บริหารมองเห็นภาพรวมแบบเรียลไทม์</w:t>
+      </w:r>
+    </w:p>
+    <w:p>
+      <w:pPr>
+        <w:pStyle w:val="BodyText"/>
+      </w:pPr>
+      <w:r>
+        <w:t xml:space="preserve">1.4.5.2 ระบบแจ้งเตือนภายในแอปพลิเคชัน (In-App Notification) เมื่อสต็อกต่ำกว่าจุดสั่งซื้อเพิ่ม (Reorder Point) หรือมีคิวงานค้างนานผิดปกติ โดยไม่พึ่งพาบริการแจ้งเตือนภายนอก</w:t>
+      </w:r>
+    </w:p>
+    <w:bookmarkEnd w:id="17"/>
+    <w:bookmarkStart w:id="18" w:name="ผลลพธทคาดหวงจากการนำระบบไปใช"/>
+    <w:p>
+      <w:pPr>
+        <w:pStyle w:val="Heading3"/>
+      </w:pPr>
+      <w:r>
+        <w:t xml:space="preserve">1.4.6 ผลลัพธ์ที่คาดหวังจากการนำระบบไปใช้</w:t>
+      </w:r>
+    </w:p>
+    <w:p>
+      <w:pPr>
+        <w:pStyle w:val="FirstParagraph"/>
+      </w:pPr>
+      <w:r>
+        <w:t xml:space="preserve">1.4.6.1 การส่งคำสั่งซื้อเข้าคิวงานคลังสินค้าแบบเรียลไทม์ทันทีที่ชำระเงิน จะช่วยลดข้อผิดพลาดในการหยิบสินค้า เนื่องจากพนักงานอ่านรายการจากหน้าจอที่ระบบสร้างขึ้นแทนการอ่านลายมือบนใบเสร็จ และทำให้กระบวนการส่งมอบรวดเร็วขึ้นเพราะการจัดเตรียมสินค้าเริ่มได้ก่อนลูกค้าเดินมาถึงจุดรับของ</w:t>
+      </w:r>
+    </w:p>
+    <w:p>
+      <w:pPr>
+        <w:pStyle w:val="BodyText"/>
+      </w:pPr>
+      <w:r>
+        <w:t xml:space="preserve">1.4.6.2 การให้พนักงานยืนยันจ่ายสินค้าผ่านหน้าจอคิวงานเพื่อตัดสต็อกอัตโนมัติ จะทำให้ตัวเลขสต็อกในระบบตรงกับจำนวนสินค้าที่มีอยู่จริงในคลัง โดยตั้งเกณฑ์ว่าต้องไม่เกิดผลต่างที่มีสาเหตุจากตัวระบบเอง ซึ่งทวนสอบได้ด้วยการนับสินค้าจริงเปรียบเทียบกับยอดในระบบ</w:t>
+      </w:r>
+    </w:p>
+    <w:p>
+      <w:pPr>
+        <w:pStyle w:val="BodyText"/>
+      </w:pPr>
+      <w:r>
+        <w:t xml:space="preserve">1.4.6.3 การใช้ Operational Dashboard และระบบแจ้งเตือนภายในแอปพลิเคชัน จะช่วยให้ผู้บริหารมีข้อมูลจริง (Data-Driven) ในการวางแผนสั่งซื้อสินค้า ลดปัญหาสินค้าขาดมือและสินค้าค้างสต็อกที่เกิดจากการสั่งซื้อด้วยประสบการณ์เพียงอย่างเดียว</w:t>
+      </w:r>
+    </w:p>
+    <w:bookmarkEnd w:id="18"/>
+    <w:bookmarkEnd w:id="19"/>
+    <w:bookmarkStart w:id="20" w:name="ประโยชนทคาดวาจะไดรบ"/>
     <w:p>
       <w:pPr>
         <w:pStyle w:val="Heading2"/>
       </w:pPr>
       <w:r>
-        <w:t xml:space="preserve">1.3 ขอบเขตของโครงงานวิศวกรรม</w:t>
-      </w:r>
-    </w:p>
-    <w:bookmarkStart w:id="16" w:name="section-4"/>
-    <w:p>
-      <w:pPr>
-        <w:pStyle w:val="Heading3"/>
-      </w:pPr>
-      <w:r>
-        <w:t xml:space="preserve">1.3.1</w:t>
+        <w:t xml:space="preserve">1.5 ประโยชน์ที่คาดว่าจะได้รับ</w:t>
       </w:r>
     </w:p>
     <w:p>
@@ -192,17 +393,33 @@
         <w:pStyle w:val="FirstParagraph"/>
       </w:pPr>
       <w:r>
-        <w:t xml:space="preserve">พัฒนาเว็บแอปพลิเคชันรูปแบบ Responsive Design รองรับการใช้งานผ่านคอมพิวเตอร์และอุปกรณ์เคลื่อนที่ ครอบคลุมผู้ใช้งาน 3 บทบาทหลัก ได้แก่ พนักงานขาย พนักงานคลังสินค้า และผู้จัดการ</w:t>
-      </w:r>
-    </w:p>
-    <w:bookmarkEnd w:id="16"/>
-    <w:bookmarkStart w:id="17" w:name="section-5"/>
-    <w:p>
-      <w:pPr>
-        <w:pStyle w:val="Heading3"/>
-      </w:pPr>
-      <w:r>
-        <w:t xml:space="preserve">1.3.2</w:t>
+        <w:t xml:space="preserve">1.5.1 ลดระยะเวลารอคอย (Lead Time Reduction) โดยลดคอขวดระหว่างหน้าร้านและคลังสินค้าผ่านระบบคิวเรียลไทม์ ทำให้คลังสินค้าสามารถจัดเตรียมวัสดุล่วงหน้าได้ทันทีที่รับชำระเงิน</w:t>
+      </w:r>
+    </w:p>
+    <w:p>
+      <w:pPr>
+        <w:pStyle w:val="BodyText"/>
+      </w:pPr>
+      <w:r>
+        <w:t xml:space="preserve">1.5.2 ลดข้อผิดพลาดที่เกิดจากมนุษย์ (Human Error Reduction) โดยลดความเสี่ยงจากการอ่านเอกสารกระดาษผิดพลาด ระบบส่งรายละเอียดคำสั่งซื้อไปยังหน้าจอคลังสินค้าโดยตรงแบบเรียลไทม์ พนักงานจึงเตรียมและตรวจสอบสินค้าจากข้อมูลบนหน้าจอระบบ แทนการอ่านใบเสร็จด้วยสายตาเพียงอย่างเดียว</w:t>
+      </w:r>
+    </w:p>
+    <w:p>
+      <w:pPr>
+        <w:pStyle w:val="BodyText"/>
+      </w:pPr>
+      <w:r>
+        <w:t xml:space="preserve">1.5.3 เพิ่มความสมบูรณ์ของข้อมูล (Data Integrity) โดยยอดสินค้าคงเหลือในระบบสะท้อนจำนวนสินค้าจริงในคลังอย่างแม่นยำ พร้อมทั้งสามารถตรวจสอบย้อนหลัง (Traceability) ได้ทุกรายการ ซึ่งเป็นรากฐานให้ผู้บริหารสามารถวางแผนสั่งซื้อสินค้าจากข้อมูลจริง แทนการใช้ประสบการณ์และสัญชาตญาณ</w:t>
+      </w:r>
+    </w:p>
+    <w:bookmarkEnd w:id="20"/>
+    <w:bookmarkStart w:id="21" w:name="สถานทจดทำโครงงาน"/>
+    <w:p>
+      <w:pPr>
+        <w:pStyle w:val="Heading2"/>
+      </w:pPr>
+      <w:r>
+        <w:t xml:space="preserve">1.6 สถานที่จัดทำโครงงาน</w:t>
       </w:r>
     </w:p>
     <w:p>
@@ -210,531 +427,35 @@
         <w:pStyle w:val="FirstParagraph"/>
       </w:pPr>
       <w:r>
-        <w:t xml:space="preserve">พัฒนาระบบลงชื่อเข้าใช้งาน การควบคุมสิทธิ์ตามบทบาท (Role-Based Access Control: RBAC) และการจัดการข้อมูลสินค้าคงคลัง (Product Master) รวมถึงการตั้งค่าจุดสั่งซื้อเพิ่ม (Reorder Point)</w:t>
-      </w:r>
-    </w:p>
-    <w:bookmarkEnd w:id="17"/>
-    <w:bookmarkStart w:id="18" w:name="section-6"/>
-    <w:p>
-      <w:pPr>
-        <w:pStyle w:val="Heading3"/>
-      </w:pPr>
-      <w:r>
-        <w:t xml:space="preserve">1.3.3</w:t>
-      </w:r>
-    </w:p>
-    <w:p>
-      <w:pPr>
-        <w:pStyle w:val="FirstParagraph"/>
-      </w:pPr>
-      <w:r>
-        <w:t xml:space="preserve">พัฒนาระบบรับชำระเงินผ่าน QR พร้อมเพย์ (PromptPay) และเมื่อพนักงานยืนยันรับเงินแล้ว ระบบพิมพ์ใบเสร็จกระดาษผ่านเครื่องพิมพ์ใบเสร็จความร้อน (Thermal Receipt Printer) พร้อมส่งคำสั่งซื้อเข้าคิวคลังสินค้าแบบเรียลไทม์ทันที</w:t>
-      </w:r>
-    </w:p>
-    <w:bookmarkEnd w:id="18"/>
-    <w:bookmarkStart w:id="19" w:name="section-7"/>
-    <w:p>
-      <w:pPr>
-        <w:pStyle w:val="Heading3"/>
-      </w:pPr>
-      <w:r>
-        <w:t xml:space="preserve">1.3.4</w:t>
-      </w:r>
-    </w:p>
-    <w:p>
-      <w:pPr>
-        <w:pStyle w:val="FirstParagraph"/>
-      </w:pPr>
-      <w:r>
-        <w:t xml:space="preserve">พัฒนาระบบจัดการคลังสินค้าแบบเรียลไทม์ แสดงคิวรอจ่ายสินค้าทันทีที่ลูกค้าชำระเงิน และให้พนักงานยืนยันจ่ายสินค้าพร้อมตัดสต็อกแบบอะตอมมิก (Atomic Stock Deduction)</w:t>
-      </w:r>
-    </w:p>
-    <w:bookmarkEnd w:id="19"/>
-    <w:bookmarkStart w:id="20" w:name="section-8"/>
-    <w:p>
-      <w:pPr>
-        <w:pStyle w:val="Heading3"/>
-      </w:pPr>
-      <w:r>
-        <w:t xml:space="preserve">1.3.5</w:t>
-      </w:r>
-    </w:p>
-    <w:p>
-      <w:pPr>
-        <w:pStyle w:val="FirstParagraph"/>
-      </w:pPr>
-      <w:r>
-        <w:t xml:space="preserve">พัฒนาแดชบอร์ดปฏิบัติการ (Operational Dashboard) แสดงสถิติยอดขายและสต็อก ระบบบันทึกประวัติการทำรายการ (Audit Logs) และระบบแจ้งเตือนภายในแอปพลิเคชัน (In-App Notification)</w:t>
-      </w:r>
-    </w:p>
-    <w:bookmarkEnd w:id="20"/>
-    <w:bookmarkStart w:id="21" w:name="section-9"/>
-    <w:p>
-      <w:pPr>
-        <w:pStyle w:val="Heading3"/>
-      </w:pPr>
-      <w:r>
-        <w:t xml:space="preserve">1.3.6</w:t>
-      </w:r>
-    </w:p>
-    <w:p>
-      <w:pPr>
-        <w:pStyle w:val="FirstParagraph"/>
-      </w:pPr>
-      <w:r>
-        <w:t xml:space="preserve">โครงงานนี้ไม่ครอบคลุมระบบบัญชีเต็มรูปแบบ การชำระเงินผ่าน Payment Gateway หรือเครื่องรูดบัตร (EDC) ภายนอก การตรวจสอบสถานะการชำระเงินอัตโนมัติผ่าน API ของธนาคาร การพัฒนาแอปพลิเคชันแบบ Mobile Native การเชื่อมต่อระบบ ERP หรือซัพพลายเออร์ภายนอกแบบอัตโนมัติ และการแจ้งเตือนผ่านบริการภายนอก เช่น LINE Notify หรือ Email ส่วนโมดูล AI-Assisted ถือเป็น Future Work ที่ไม่อยู่ในขอบเขตของโครงงานนี้</w:t>
+        <w:t xml:space="preserve">1.6.1 ร้านวัสดุก่อสร้างอำพรคอนกรีต ซึ่งเป็นสถานประกอบการที่ให้ความอนุเคราะห์เป็นพื้นที่ทดสอบนวัตกรรม (Sandbox) ของโครงงาน โดยแบ่งพื้นที่การทดสอบออกเป็น 3 ส่วน ได้แก่</w:t>
+      </w:r>
+    </w:p>
+    <w:p>
+      <w:pPr>
+        <w:pStyle w:val="BodyText"/>
+      </w:pPr>
+      <w:r>
+        <w:t xml:space="preserve">(1) พื้นที่หน้าร้าน (Storefront) สำหรับทดสอบระบบส่วนติดต่อพนักงานขาย (Sales UI) การสร้างคำสั่งซื้อ การแสดง QR พร้อมเพย์เพื่อรับชำระเงิน และความเสถียรของเครื่องพิมพ์ใบเสร็จ</w:t>
+      </w:r>
+    </w:p>
+    <w:p>
+      <w:pPr>
+        <w:pStyle w:val="BodyText"/>
+      </w:pPr>
+      <w:r>
+        <w:t xml:space="preserve">(2) พื้นที่คลังสินค้าและจุดจ่ายของ (Warehouse &amp; Loading Zone) สำหรับทดสอบระบบส่วนติดต่อพนักงานคลังสินค้า (Warehouse UI) การแสดงคิวงานเรียลไทม์ และการยืนยันจ่ายสินค้าพร้อมตัดยอดสินค้า</w:t>
+      </w:r>
+    </w:p>
+    <w:p>
+      <w:pPr>
+        <w:pStyle w:val="BodyText"/>
+      </w:pPr>
+      <w:r>
+        <w:t xml:space="preserve">(3) พื้นที่สำนักงาน (Back Office) สำหรับทดสอบการแสดงผลของ Operational Dashboard ความถูกต้องของระบบ Audit Logs และความเสถียรของระบบแจ้งเตือนภายในแอปพลิเคชันสำหรับผู้บริหาร</w:t>
       </w:r>
     </w:p>
     <w:bookmarkEnd w:id="21"/>
-    <w:bookmarkEnd w:id="22"/>
-    <w:bookmarkStart w:id="42" w:name="สมมตฐานของโครงงานวศวกรรม"/>
-    <w:p>
-      <w:pPr>
-        <w:pStyle w:val="Heading2"/>
-      </w:pPr>
-      <w:r>
-        <w:t xml:space="preserve">1.4 สมมติฐานของโครงงานวิศวกรรม</w:t>
-      </w:r>
-    </w:p>
-    <w:bookmarkStart w:id="25" w:name="X6c45b262d3e01ab68b3da831d7eb3bda5aa27c4"/>
-    <w:p>
-      <w:pPr>
-        <w:pStyle w:val="Heading3"/>
-      </w:pPr>
-      <w:r>
-        <w:t xml:space="preserve">1.4.1 สถาปัตยกรรมระบบแบบ 3 ชั้น (3-Tier Architecture)</w:t>
-      </w:r>
-    </w:p>
-    <w:bookmarkStart w:id="23" w:name="section-10"/>
-    <w:p>
-      <w:pPr>
-        <w:pStyle w:val="Heading4"/>
-      </w:pPr>
-      <w:r>
-        <w:t xml:space="preserve">1.4.1.1</w:t>
-      </w:r>
-    </w:p>
-    <w:p>
-      <w:pPr>
-        <w:pStyle w:val="FirstParagraph"/>
-      </w:pPr>
-      <w:r>
-        <w:t xml:space="preserve">ระบบถูกออกแบบแยกส่วนประกอบออกเป็น Presentation Layer, Application/Business Logic Layer และ Data Layer ตามหลักการแยกความรับผิดชอบ (Separation of Concerns)</w:t>
-      </w:r>
-    </w:p>
-    <w:bookmarkEnd w:id="23"/>
-    <w:bookmarkStart w:id="24" w:name="section-11"/>
-    <w:p>
-      <w:pPr>
-        <w:pStyle w:val="Heading4"/>
-      </w:pPr>
-      <w:r>
-        <w:t xml:space="preserve">1.4.1.2</w:t>
-      </w:r>
-    </w:p>
-    <w:p>
-      <w:pPr>
-        <w:pStyle w:val="FirstParagraph"/>
-      </w:pPr>
-      <w:r>
-        <w:t xml:space="preserve">การแยกส่วนดังกล่าวช่วยให้การพัฒนา การทดสอบ และการบำรุงรักษาระบบในระยะยาวทำได้ง่ายและเป็นระบบมากขึ้น โดยทวนสอบได้จากการที่แต่ละส่วนประกอบสามารถทดสอบแยกจากกันได้โดยไม่ต้องเปิดระบบทั้งหมด</w:t>
-      </w:r>
-    </w:p>
-    <w:bookmarkEnd w:id="24"/>
-    <w:bookmarkEnd w:id="25"/>
-    <w:bookmarkStart w:id="28" w:name="ระบบฐานขอมลและคณสมบต-acid"/>
-    <w:p>
-      <w:pPr>
-        <w:pStyle w:val="Heading3"/>
-      </w:pPr>
-      <w:r>
-        <w:t xml:space="preserve">1.4.2 ระบบฐานข้อมูลและคุณสมบัติ ACID</w:t>
-      </w:r>
-    </w:p>
-    <w:bookmarkStart w:id="26" w:name="section-12"/>
-    <w:p>
-      <w:pPr>
-        <w:pStyle w:val="Heading4"/>
-      </w:pPr>
-      <w:r>
-        <w:t xml:space="preserve">1.4.2.1</w:t>
-      </w:r>
-    </w:p>
-    <w:p>
-      <w:pPr>
-        <w:pStyle w:val="FirstParagraph"/>
-      </w:pPr>
-      <w:r>
-        <w:t xml:space="preserve">ใช้ฐานข้อมูลเชิงสัมพันธ์ (MySQL) ควบคุมด้วยหลักการ ACID (Atomicity, Consistency, Isolation, Durability) เพื่อรับประกันความสมบูรณ์ของข้อมูลสต็อก</w:t>
-      </w:r>
-    </w:p>
-    <w:bookmarkEnd w:id="26"/>
-    <w:bookmarkStart w:id="27" w:name="section-13"/>
-    <w:p>
-      <w:pPr>
-        <w:pStyle w:val="Heading4"/>
-      </w:pPr>
-      <w:r>
-        <w:t xml:space="preserve">1.4.2.2</w:t>
-      </w:r>
-    </w:p>
-    <w:p>
-      <w:pPr>
-        <w:pStyle w:val="FirstParagraph"/>
-      </w:pPr>
-      <w:r>
-        <w:t xml:space="preserve">ธุรกรรมการตัดสต็อกทำงานแบบอะตอมมิก (Atomic Transaction) เพื่อป้องกันภาวะ Race Condition เมื่อมีการยืนยันจ่ายสินค้าพร้อมกันหลายรายการ และเมื่อธุรกรรมล้มเหลวกลางคัน การเปลี่ยนแปลงที่ทำไปแล้วบางส่วนต้องถูกย้อนกลับทั้งหมด</w:t>
-      </w:r>
-    </w:p>
-    <w:bookmarkEnd w:id="27"/>
-    <w:bookmarkEnd w:id="28"/>
-    <w:bookmarkStart w:id="31" w:name="การควบคมสถานะคำสงซอ-order-status-control"/>
-    <w:p>
-      <w:pPr>
-        <w:pStyle w:val="Heading3"/>
-      </w:pPr>
-      <w:r>
-        <w:t xml:space="preserve">1.4.3 การควบคุมสถานะคำสั่งซื้อ (Order Status Control)</w:t>
-      </w:r>
-    </w:p>
-    <w:bookmarkStart w:id="29" w:name="section-14"/>
-    <w:p>
-      <w:pPr>
-        <w:pStyle w:val="Heading4"/>
-      </w:pPr>
-      <w:r>
-        <w:t xml:space="preserve">1.4.3.1</w:t>
-      </w:r>
-    </w:p>
-    <w:p>
-      <w:pPr>
-        <w:pStyle w:val="FirstParagraph"/>
-      </w:pPr>
-      <w:r>
-        <w:t xml:space="preserve">ระบบใช้แนวคิดการจัดการสถานะข้อมูล (State Management) กำกับวงจรชีวิตของคำสั่งซื้อ ตั้งแต่สถานะ</w:t>
-      </w:r>
-      <w:r>
-        <w:t xml:space="preserve"> </w:t>
-      </w:r>
-      <w:r>
-        <w:t xml:space="preserve">“รอจ่ายสินค้า”</w:t>
-      </w:r>
-      <w:r>
-        <w:t xml:space="preserve"> </w:t>
-      </w:r>
-      <w:r>
-        <w:t xml:space="preserve">จนถึง</w:t>
-      </w:r>
-      <w:r>
-        <w:t xml:space="preserve"> </w:t>
-      </w:r>
-      <w:r>
-        <w:t xml:space="preserve">“ส่งมอบสำเร็จ”</w:t>
-      </w:r>
-    </w:p>
-    <w:bookmarkEnd w:id="29"/>
-    <w:bookmarkStart w:id="30" w:name="section-15"/>
-    <w:p>
-      <w:pPr>
-        <w:pStyle w:val="Heading4"/>
-      </w:pPr>
-      <w:r>
-        <w:t xml:space="preserve">1.4.3.2</w:t>
-      </w:r>
-    </w:p>
-    <w:p>
-      <w:pPr>
-        <w:pStyle w:val="FirstParagraph"/>
-      </w:pPr>
-      <w:r>
-        <w:t xml:space="preserve">เมื่อพนักงานคลังสินค้ากดยืนยันจ่ายสินค้าแล้ว ระบบจะเปลี่ยนสถานะคำสั่งซื้อทันที และไม่แสดงในคิวรอจ่ายอีกต่อไป เพื่อป้องกันการรับสินค้าซ้ำ โดยไม่ต้องอาศัยการสแกนรหัสยืนยันเพิ่มเติม</w:t>
-      </w:r>
-    </w:p>
-    <w:bookmarkEnd w:id="30"/>
-    <w:bookmarkEnd w:id="31"/>
-    <w:bookmarkStart w:id="34" w:name="X951687ef2c64f4ad26e3e661a119d01a9a60ae5"/>
-    <w:p>
-      <w:pPr>
-        <w:pStyle w:val="Heading3"/>
-      </w:pPr>
-      <w:r>
-        <w:t xml:space="preserve">1.4.4 การสื่อสารข้อมูลแบบเรียลไทม์ (Event-Driven Communication)</w:t>
-      </w:r>
-    </w:p>
-    <w:bookmarkStart w:id="32" w:name="section-16"/>
-    <w:p>
-      <w:pPr>
-        <w:pStyle w:val="Heading4"/>
-      </w:pPr>
-      <w:r>
-        <w:t xml:space="preserve">1.4.4.1</w:t>
-      </w:r>
-    </w:p>
-    <w:p>
-      <w:pPr>
-        <w:pStyle w:val="FirstParagraph"/>
-      </w:pPr>
-      <w:r>
-        <w:t xml:space="preserve">เมื่อมีการยืนยันคำสั่งซื้อที่หน้าร้าน ข้อมูลจะถูกผลัก (Push) ไปยังหน้าจอคิวคลังสินค้าทันที โดยพนักงานไม่จำเป็นต้องกดรีเฟรชหน้าจอ และไม่ต้องให้หน้าจอวนถามข้อมูลเป็นระยะ (Polling)</w:t>
-      </w:r>
-    </w:p>
-    <w:bookmarkEnd w:id="32"/>
-    <w:bookmarkStart w:id="33" w:name="section-17"/>
-    <w:p>
-      <w:pPr>
-        <w:pStyle w:val="Heading4"/>
-      </w:pPr>
-      <w:r>
-        <w:t xml:space="preserve">1.4.4.2</w:t>
-      </w:r>
-    </w:p>
-    <w:p>
-      <w:pPr>
-        <w:pStyle w:val="FirstParagraph"/>
-      </w:pPr>
-      <w:r>
-        <w:t xml:space="preserve">พนักงานคลังสินค้าสามารถทราบและเริ่มจัดเตรียมสินค้าได้ก่อนที่ลูกค้าจะเดินถือใบเสร็จมาถึงจุดรับของ</w:t>
-      </w:r>
-    </w:p>
-    <w:bookmarkEnd w:id="33"/>
-    <w:bookmarkEnd w:id="34"/>
-    <w:bookmarkStart w:id="37" w:name="Xcf2c9c4bec6e1a4096a5f6228cbb22e5db80628"/>
-    <w:p>
-      <w:pPr>
-        <w:pStyle w:val="Heading3"/>
-      </w:pPr>
-      <w:r>
-        <w:t xml:space="preserve">1.4.5 การนำเสนอข้อมูลเชิงปฏิบัติการ (Operational Dashboard &amp; In-App Alerts)</w:t>
-      </w:r>
-    </w:p>
-    <w:bookmarkStart w:id="35" w:name="section-18"/>
-    <w:p>
-      <w:pPr>
-        <w:pStyle w:val="Heading4"/>
-      </w:pPr>
-      <w:r>
-        <w:t xml:space="preserve">1.4.5.1</w:t>
-      </w:r>
-    </w:p>
-    <w:p>
-      <w:pPr>
-        <w:pStyle w:val="FirstParagraph"/>
-      </w:pPr>
-      <w:r>
-        <w:t xml:space="preserve">ระบบรวบรวมข้อมูลธุรกรรม (Data Aggregation) จากหลายแหล่งมาแสดงผลผ่าน Operational Dashboard ให้ผู้บริหารมองเห็นภาพรวมแบบเรียลไทม์</w:t>
-      </w:r>
-    </w:p>
-    <w:bookmarkEnd w:id="35"/>
-    <w:bookmarkStart w:id="36" w:name="section-19"/>
-    <w:p>
-      <w:pPr>
-        <w:pStyle w:val="Heading4"/>
-      </w:pPr>
-      <w:r>
-        <w:t xml:space="preserve">1.4.5.2</w:t>
-      </w:r>
-    </w:p>
-    <w:p>
-      <w:pPr>
-        <w:pStyle w:val="FirstParagraph"/>
-      </w:pPr>
-      <w:r>
-        <w:t xml:space="preserve">ระบบแจ้งเตือนภายในแอปพลิเคชัน (In-App Notification) เมื่อสต็อกต่ำกว่าจุดสั่งซื้อเพิ่ม (Reorder Point) หรือมีคิวงานค้างนานผิดปกติ โดยไม่พึ่งพาบริการแจ้งเตือนภายนอก</w:t>
-      </w:r>
-    </w:p>
-    <w:bookmarkEnd w:id="36"/>
-    <w:bookmarkEnd w:id="37"/>
-    <w:bookmarkStart w:id="41" w:name="ผลลพธทคาดหวงจากการนำระบบไปใช"/>
-    <w:p>
-      <w:pPr>
-        <w:pStyle w:val="Heading3"/>
-      </w:pPr>
-      <w:r>
-        <w:t xml:space="preserve">1.4.6 ผลลัพธ์ที่คาดหวังจากการนำระบบไปใช้</w:t>
-      </w:r>
-    </w:p>
-    <w:bookmarkStart w:id="38" w:name="section-20"/>
-    <w:p>
-      <w:pPr>
-        <w:pStyle w:val="Heading4"/>
-      </w:pPr>
-      <w:r>
-        <w:t xml:space="preserve">1.4.6.1</w:t>
-      </w:r>
-    </w:p>
-    <w:p>
-      <w:pPr>
-        <w:pStyle w:val="FirstParagraph"/>
-      </w:pPr>
-      <w:r>
-        <w:t xml:space="preserve">การส่งคำสั่งซื้อเข้าคิวงานคลังสินค้าแบบเรียลไทม์ทันทีที่ชำระเงิน จะช่วยลดข้อผิดพลาดในการหยิบสินค้า เนื่องจากพนักงานอ่านรายการจากหน้าจอที่ระบบสร้างขึ้นแทนการอ่านลายมือบนใบเสร็จ และทำให้กระบวนการส่งมอบรวดเร็วขึ้นเพราะการจัดเตรียมสินค้าเริ่มได้ก่อนลูกค้าเดินมาถึงจุดรับของ</w:t>
-      </w:r>
-    </w:p>
-    <w:bookmarkEnd w:id="38"/>
-    <w:bookmarkStart w:id="39" w:name="section-21"/>
-    <w:p>
-      <w:pPr>
-        <w:pStyle w:val="Heading4"/>
-      </w:pPr>
-      <w:r>
-        <w:t xml:space="preserve">1.4.6.2</w:t>
-      </w:r>
-    </w:p>
-    <w:p>
-      <w:pPr>
-        <w:pStyle w:val="FirstParagraph"/>
-      </w:pPr>
-      <w:r>
-        <w:t xml:space="preserve">การให้พนักงานยืนยันจ่ายสินค้าผ่านหน้าจอคิวงานเพื่อตัดสต็อกอัตโนมัติ จะทำให้ตัวเลขสต็อกในระบบตรงกับจำนวนสินค้าที่มีอยู่จริงในคลัง โดยตั้งเกณฑ์ว่าต้องไม่เกิดผลต่างที่มีสาเหตุจากตัวระบบเอง ซึ่งทวนสอบได้ด้วยการนับสินค้าจริงเปรียบเทียบกับยอดในระบบ</w:t>
-      </w:r>
-    </w:p>
-    <w:bookmarkEnd w:id="39"/>
-    <w:bookmarkStart w:id="40" w:name="section-22"/>
-    <w:p>
-      <w:pPr>
-        <w:pStyle w:val="Heading4"/>
-      </w:pPr>
-      <w:r>
-        <w:t xml:space="preserve">1.4.6.3</w:t>
-      </w:r>
-    </w:p>
-    <w:p>
-      <w:pPr>
-        <w:pStyle w:val="FirstParagraph"/>
-      </w:pPr>
-      <w:r>
-        <w:t xml:space="preserve">การใช้ Operational Dashboard และระบบแจ้งเตือนภายในแอปพลิเคชัน จะช่วยให้ผู้บริหารมีข้อมูลจริง (Data-Driven) ในการวางแผนสั่งซื้อสินค้า ลดปัญหาสินค้าขาดมือและสินค้าค้างสต็อกที่เกิดจากการสั่งซื้อด้วยประสบการณ์เพียงอย่างเดียว</w:t>
-      </w:r>
-    </w:p>
-    <w:bookmarkEnd w:id="40"/>
-    <w:bookmarkEnd w:id="41"/>
-    <w:bookmarkEnd w:id="42"/>
-    <w:bookmarkStart w:id="46" w:name="ประโยชนทคาดวาจะไดรบ"/>
-    <w:p>
-      <w:pPr>
-        <w:pStyle w:val="Heading2"/>
-      </w:pPr>
-      <w:r>
-        <w:t xml:space="preserve">1.5 ประโยชน์ที่คาดว่าจะได้รับ</w:t>
-      </w:r>
-    </w:p>
-    <w:bookmarkStart w:id="43" w:name="section-23"/>
-    <w:p>
-      <w:pPr>
-        <w:pStyle w:val="Heading3"/>
-      </w:pPr>
-      <w:r>
-        <w:t xml:space="preserve">1.5.1</w:t>
-      </w:r>
-    </w:p>
-    <w:p>
-      <w:pPr>
-        <w:pStyle w:val="FirstParagraph"/>
-      </w:pPr>
-      <w:r>
-        <w:t xml:space="preserve">ลดระยะเวลารอคอย (Lead Time Reduction) โดยลดคอขวดระหว่างหน้าร้านและคลังสินค้าผ่านระบบคิวเรียลไทม์ ทำให้คลังสินค้าสามารถจัดเตรียมวัสดุล่วงหน้าได้ทันทีที่รับชำระเงิน</w:t>
-      </w:r>
-    </w:p>
-    <w:bookmarkEnd w:id="43"/>
-    <w:bookmarkStart w:id="44" w:name="section-24"/>
-    <w:p>
-      <w:pPr>
-        <w:pStyle w:val="Heading3"/>
-      </w:pPr>
-      <w:r>
-        <w:t xml:space="preserve">1.5.2</w:t>
-      </w:r>
-    </w:p>
-    <w:p>
-      <w:pPr>
-        <w:pStyle w:val="FirstParagraph"/>
-      </w:pPr>
-      <w:r>
-        <w:t xml:space="preserve">ลดข้อผิดพลาดที่เกิดจากมนุษย์ (Human Error Reduction) โดยลดความเสี่ยงจากการอ่านเอกสารกระดาษผิดพลาด ระบบส่งรายละเอียดคำสั่งซื้อไปยังหน้าจอคลังสินค้าโดยตรงแบบเรียลไทม์ พนักงานจึงเตรียมและตรวจสอบสินค้าจากข้อมูลบนหน้าจอระบบ แทนการอ่านใบเสร็จด้วยสายตาเพียงอย่างเดียว</w:t>
-      </w:r>
-    </w:p>
-    <w:bookmarkEnd w:id="44"/>
-    <w:bookmarkStart w:id="45" w:name="section-25"/>
-    <w:p>
-      <w:pPr>
-        <w:pStyle w:val="Heading3"/>
-      </w:pPr>
-      <w:r>
-        <w:t xml:space="preserve">1.5.3</w:t>
-      </w:r>
-    </w:p>
-    <w:p>
-      <w:pPr>
-        <w:pStyle w:val="FirstParagraph"/>
-      </w:pPr>
-      <w:r>
-        <w:t xml:space="preserve">เพิ่มความสมบูรณ์ของข้อมูล (Data Integrity) โดยยอดสินค้าคงเหลือในระบบสะท้อนจำนวนสินค้าจริงในคลังอย่างแม่นยำ พร้อมทั้งสามารถตรวจสอบย้อนหลัง (Traceability) ได้ทุกรายการ ซึ่งเป็นรากฐานให้ผู้บริหารสามารถวางแผนสั่งซื้อสินค้าจากข้อมูลจริง แทนการใช้ประสบการณ์และสัญชาตญาณ</w:t>
-      </w:r>
-    </w:p>
-    <w:bookmarkEnd w:id="45"/>
-    <w:bookmarkEnd w:id="46"/>
-    <w:bookmarkStart w:id="48" w:name="สถานทจดทำโครงงาน"/>
-    <w:p>
-      <w:pPr>
-        <w:pStyle w:val="Heading2"/>
-      </w:pPr>
-      <w:r>
-        <w:t xml:space="preserve">1.6 สถานที่จัดทำโครงงาน</w:t>
-      </w:r>
-    </w:p>
-    <w:bookmarkStart w:id="47" w:name="section-26"/>
-    <w:p>
-      <w:pPr>
-        <w:pStyle w:val="Heading3"/>
-      </w:pPr>
-      <w:r>
-        <w:t xml:space="preserve">1.6.1</w:t>
-      </w:r>
-    </w:p>
-    <w:p>
-      <w:pPr>
-        <w:pStyle w:val="FirstParagraph"/>
-      </w:pPr>
-      <w:r>
-        <w:t xml:space="preserve">ร้านวัสดุก่อสร้างอำพรคอนกรีต ซึ่งเป็นสถานประกอบการที่ให้ความอนุเคราะห์เป็นพื้นที่ทดสอบนวัตกรรม (Sandbox) ของโครงงาน โดยแบ่งพื้นที่การทดสอบออกเป็น 3 ส่วน ได้แก่</w:t>
-      </w:r>
-    </w:p>
-    <w:p>
-      <w:pPr>
-        <w:numPr>
-          <w:ilvl w:val="0"/>
-          <w:numId w:val="1001"/>
-        </w:numPr>
-      </w:pPr>
-      <w:r>
-        <w:t xml:space="preserve">พื้นที่หน้าร้าน (Storefront) สำหรับทดสอบระบบส่วนติดต่อพนักงานขาย (Sales UI) การสร้างคำสั่งซื้อ การแสดง QR พร้อมเพย์เพื่อรับชำระเงิน และความเสถียรของเครื่องพิมพ์ใบเสร็จ</w:t>
-      </w:r>
-    </w:p>
-    <w:p>
-      <w:pPr>
-        <w:numPr>
-          <w:ilvl w:val="0"/>
-          <w:numId w:val="1001"/>
-        </w:numPr>
-      </w:pPr>
-      <w:r>
-        <w:t xml:space="preserve">พื้นที่คลังสินค้าและจุดจ่ายของ (Warehouse &amp; Loading Zone) สำหรับทดสอบระบบส่วนติดต่อพนักงานคลังสินค้า (Warehouse UI) การแสดงคิวงานเรียลไทม์ และการยืนยันจ่ายสินค้าพร้อมตัดยอดสินค้า</w:t>
-      </w:r>
-    </w:p>
-    <w:p>
-      <w:pPr>
-        <w:numPr>
-          <w:ilvl w:val="0"/>
-          <w:numId w:val="1001"/>
-        </w:numPr>
-      </w:pPr>
-      <w:r>
-        <w:t xml:space="preserve">พื้นที่สำนักงาน (Back Office) สำหรับทดสอบการแสดงผลของ Operational Dashboard ความถูกต้องของระบบ Audit Logs และความเสถียรของระบบแจ้งเตือนภายในแอปพลิเคชันสำหรับผู้บริหาร</w:t>
-      </w:r>
-    </w:p>
-    <w:bookmarkEnd w:id="47"/>
-    <w:bookmarkEnd w:id="48"/>
-    <w:bookmarkStart w:id="49" w:name="ตารางแผนการดำเนนงาน"/>
+    <w:bookmarkStart w:id="22" w:name="ตารางแผนการดำเนนงาน"/>
     <w:p>
       <w:pPr>
         <w:pStyle w:val="Heading2"/>
@@ -1193,8 +914,8 @@
         <w:t xml:space="preserve">ตารางแผนการดำเนินงานนี้แสดงให้เห็นว่าโครงงานมีการวางแผนดำเนินงานอย่างเป็นขั้นตอน ตั้งแต่การวิเคราะห์ความต้องการจนถึงการทดสอบและประเมินผล ครอบคลุมระยะเวลารวม 6 เดือน ซึ่งช่วยให้ทีมงานสามารถติดตามความก้าวหน้าและควบคุมการทำงานของโครงงานได้อย่างมีระบบ</w:t>
       </w:r>
     </w:p>
-    <w:bookmarkEnd w:id="49"/>
-    <w:bookmarkEnd w:id="50"/>
+    <w:bookmarkEnd w:id="22"/>
+    <w:bookmarkEnd w:id="23"/>
     <w:sectPr>
       <w:headerReference r:id="rIdHdrNum" w:type="default"/>
       <w:headerReference r:id="rIdHdrFirst" w:type="first"/>
@@ -1359,123 +1080,8 @@
       </w:pPr>
     </w:lvl>
   </w:abstractNum>
-  <w:abstractNum w:abstractNumId="99421">
-    <w:nsid w:val="00A99421"/>
-    <w:multiLevelType w:val="multilevel"/>
-    <w:lvl w:ilvl="0">
-      <w:start w:val="1"/>
-      <w:numFmt w:val="decimal"/>
-      <w:lvlText w:val="%1)"/>
-      <w:lvlJc w:val="left"/>
-      <w:pPr>
-        <w:ind w:left="720" w:hanging="360"/>
-      </w:pPr>
-    </w:lvl>
-    <w:lvl w:ilvl="1">
-      <w:start w:val="1"/>
-      <w:numFmt w:val="decimal"/>
-      <w:lvlText w:val="%2)"/>
-      <w:lvlJc w:val="left"/>
-      <w:pPr>
-        <w:ind w:left="1440" w:hanging="360"/>
-      </w:pPr>
-    </w:lvl>
-    <w:lvl w:ilvl="2">
-      <w:start w:val="1"/>
-      <w:numFmt w:val="decimal"/>
-      <w:lvlText w:val="%3)"/>
-      <w:lvlJc w:val="left"/>
-      <w:pPr>
-        <w:ind w:left="2160" w:hanging="360"/>
-      </w:pPr>
-    </w:lvl>
-    <w:lvl w:ilvl="3">
-      <w:start w:val="1"/>
-      <w:numFmt w:val="decimal"/>
-      <w:lvlText w:val="%4)"/>
-      <w:lvlJc w:val="left"/>
-      <w:pPr>
-        <w:ind w:left="2880" w:hanging="360"/>
-      </w:pPr>
-    </w:lvl>
-    <w:lvl w:ilvl="4">
-      <w:start w:val="1"/>
-      <w:numFmt w:val="decimal"/>
-      <w:lvlText w:val="%5)"/>
-      <w:lvlJc w:val="left"/>
-      <w:pPr>
-        <w:ind w:left="3600" w:hanging="360"/>
-      </w:pPr>
-    </w:lvl>
-    <w:lvl w:ilvl="5">
-      <w:start w:val="1"/>
-      <w:numFmt w:val="decimal"/>
-      <w:lvlText w:val="%6)"/>
-      <w:lvlJc w:val="left"/>
-      <w:pPr>
-        <w:ind w:left="4320" w:hanging="360"/>
-      </w:pPr>
-    </w:lvl>
-    <w:lvl w:ilvl="6">
-      <w:start w:val="1"/>
-      <w:numFmt w:val="decimal"/>
-      <w:lvlText w:val="%7)"/>
-      <w:lvlJc w:val="left"/>
-      <w:pPr>
-        <w:ind w:left="5040" w:hanging="360"/>
-      </w:pPr>
-    </w:lvl>
-    <w:lvl w:ilvl="7">
-      <w:start w:val="1"/>
-      <w:numFmt w:val="decimal"/>
-      <w:lvlText w:val="%8)"/>
-      <w:lvlJc w:val="left"/>
-      <w:pPr>
-        <w:ind w:left="5760" w:hanging="360"/>
-      </w:pPr>
-    </w:lvl>
-    <w:lvl w:ilvl="8">
-      <w:start w:val="1"/>
-      <w:numFmt w:val="decimal"/>
-      <w:lvlText w:val="%9)"/>
-      <w:lvlJc w:val="left"/>
-      <w:pPr>
-        <w:ind w:left="6480" w:hanging="360"/>
-      </w:pPr>
-    </w:lvl>
-  </w:abstractNum>
   <w:num w:numId="1000">
     <w:abstractNumId w:val="990"/>
-  </w:num>
-  <w:num w:numId="1001">
-    <w:abstractNumId w:val="99421"/>
-    <w:lvlOverride w:ilvl="0">
-      <w:startOverride w:val="1"/>
-    </w:lvlOverride>
-    <w:lvlOverride w:ilvl="1">
-      <w:startOverride w:val="1"/>
-    </w:lvlOverride>
-    <w:lvlOverride w:ilvl="2">
-      <w:startOverride w:val="1"/>
-    </w:lvlOverride>
-    <w:lvlOverride w:ilvl="3">
-      <w:startOverride w:val="1"/>
-    </w:lvlOverride>
-    <w:lvlOverride w:ilvl="4">
-      <w:startOverride w:val="1"/>
-    </w:lvlOverride>
-    <w:lvlOverride w:ilvl="5">
-      <w:startOverride w:val="1"/>
-    </w:lvlOverride>
-    <w:lvlOverride w:ilvl="6">
-      <w:startOverride w:val="1"/>
-    </w:lvlOverride>
-    <w:lvlOverride w:ilvl="7">
-      <w:startOverride w:val="1"/>
-    </w:lvlOverride>
-    <w:lvlOverride w:ilvl="8">
-      <w:startOverride w:val="1"/>
-    </w:lvlOverride>
   </w:num>
 </w:numbering>
 </file>

--- a/Documents/รูปเล่ม/บทที่1_ฉบับตรวจแก้.docx
+++ b/Documents/รูปเล่ม/บทที่1_ฉบับตรวจแก้.docx
@@ -1573,7 +1573,7 @@
     <w:name w:val="Normal"/>
     <w:qFormat/>
     <w:pPr>
-      <w:jc w:val="thaiDistribute"/>
+      <w:jc w:val="both"/>
       <w:ind w:firstLine="720"/>
     </w:pPr>
     <w:rPr>
@@ -1587,7 +1587,7 @@
     <w:basedOn w:val="Normal"/>
     <w:qFormat/>
     <w:pPr>
-      <w:jc w:val="thaiDistribute"/>
+      <w:jc w:val="both"/>
       <w:ind w:firstLine="720"/>
     </w:pPr>
   </w:style>
@@ -1596,7 +1596,7 @@
     <w:basedOn w:val="Normal"/>
     <w:qFormat/>
     <w:pPr>
-      <w:jc w:val="thaiDistribute"/>
+      <w:jc w:val="both"/>
       <w:ind w:firstLine="720"/>
     </w:pPr>
   </w:style>
